--- a/templates/STAT_MV_30/current.docx
+++ b/templates/STAT_MV_30/current.docx
@@ -1,6 +1,6 @@
 
 <file path=word/document.xml><?xml version="1.0" encoding="utf-8"?>
-<w:document xmlns:wpc="http://schemas.microsoft.com/office/word/2010/wordprocessingCanvas" xmlns:cx="http://schemas.microsoft.com/office/drawing/2014/chartex" xmlns:cx1="http://schemas.microsoft.com/office/drawing/2015/9/8/chartex" xmlns:cx2="http://schemas.microsoft.com/office/drawing/2015/10/21/chartex" xmlns:cx3="http://schemas.microsoft.com/office/drawing/2016/5/9/chartex" xmlns:cx4="http://schemas.microsoft.com/office/drawing/2016/5/10/chartex" xmlns:cx5="http://schemas.microsoft.com/office/drawing/2016/5/11/chartex" xmlns:cx6="http://schemas.microsoft.com/office/drawing/2016/5/12/chartex" xmlns:cx7="http://schemas.microsoft.com/office/drawing/2016/5/13/chartex" xmlns:cx8="http://schemas.microsoft.com/office/drawing/2016/5/14/chartex" xmlns:mc="http://schemas.openxmlformats.org/markup-compatibility/2006" xmlns:aink="http://schemas.microsoft.com/office/drawing/2016/ink" xmlns:am3d="http://schemas.microsoft.com/office/drawing/2017/model3d" xmlns:o="urn:schemas-microsoft-com:office:office" xmlns:r="http://schemas.openxmlformats.org/officeDocument/2006/relationships" xmlns:m="http://schemas.openxmlformats.org/officeDocument/2006/math" xmlns:v="urn:schemas-microsoft-com:vml" xmlns:wp14="http://schemas.microsoft.com/office/word/2010/wordprocessingDrawing" xmlns:wp="http://schemas.openxmlformats.org/drawingml/2006/wordprocessingDrawing" xmlns:w10="urn:schemas-microsoft-com:office:word" xmlns:w="http://schemas.openxmlformats.org/wordprocessingml/2006/main" xmlns:w14="http://schemas.microsoft.com/office/word/2010/wordml" xmlns:w15="http://schemas.microsoft.com/office/word/2012/wordml" xmlns:w16cex="http://schemas.microsoft.com/office/word/2018/wordml/cex" xmlns:w16cid="http://schemas.microsoft.com/office/word/2016/wordml/cid" xmlns:w16="http://schemas.microsoft.com/office/word/2018/wordml" xmlns:w16sdtdh="http://schemas.microsoft.com/office/word/2020/wordml/sdtdatahash" xmlns:w16se="http://schemas.microsoft.com/office/word/2015/wordml/symex" xmlns:wpg="http://schemas.microsoft.com/office/word/2010/wordprocessingGroup" xmlns:wpi="http://schemas.microsoft.com/office/word/2010/wordprocessingInk" xmlns:wne="http://schemas.microsoft.com/office/word/2006/wordml" xmlns:wps="http://schemas.microsoft.com/office/word/2010/wordprocessingShape" mc:Ignorable="w14 w15 w16se w16cid w16 w16cex w16sdtdh wp14">
+<w:document xmlns:wpc="http://schemas.microsoft.com/office/word/2010/wordprocessingCanvas" xmlns:cx="http://schemas.microsoft.com/office/drawing/2014/chartex" xmlns:cx1="http://schemas.microsoft.com/office/drawing/2015/9/8/chartex" xmlns:cx2="http://schemas.microsoft.com/office/drawing/2015/10/21/chartex" xmlns:cx3="http://schemas.microsoft.com/office/drawing/2016/5/9/chartex" xmlns:cx4="http://schemas.microsoft.com/office/drawing/2016/5/10/chartex" xmlns:cx5="http://schemas.microsoft.com/office/drawing/2016/5/11/chartex" xmlns:cx6="http://schemas.microsoft.com/office/drawing/2016/5/12/chartex" xmlns:cx7="http://schemas.microsoft.com/office/drawing/2016/5/13/chartex" xmlns:cx8="http://schemas.microsoft.com/office/drawing/2016/5/14/chartex" xmlns:mc="http://schemas.openxmlformats.org/markup-compatibility/2006" xmlns:aink="http://schemas.microsoft.com/office/drawing/2016/ink" xmlns:am3d="http://schemas.microsoft.com/office/drawing/2017/model3d" xmlns:o="urn:schemas-microsoft-com:office:office" xmlns:oel="http://schemas.microsoft.com/office/2019/extlst" xmlns:r="http://schemas.openxmlformats.org/officeDocument/2006/relationships" xmlns:m="http://schemas.openxmlformats.org/officeDocument/2006/math" xmlns:v="urn:schemas-microsoft-com:vml" xmlns:wp14="http://schemas.microsoft.com/office/word/2010/wordprocessingDrawing" xmlns:wp="http://schemas.openxmlformats.org/drawingml/2006/wordprocessingDrawing" xmlns:w10="urn:schemas-microsoft-com:office:word" xmlns:w="http://schemas.openxmlformats.org/wordprocessingml/2006/main" xmlns:w14="http://schemas.microsoft.com/office/word/2010/wordml" xmlns:w15="http://schemas.microsoft.com/office/word/2012/wordml" xmlns:w16cex="http://schemas.microsoft.com/office/word/2018/wordml/cex" xmlns:w16cid="http://schemas.microsoft.com/office/word/2016/wordml/cid" xmlns:w16="http://schemas.microsoft.com/office/word/2018/wordml" xmlns:w16du="http://schemas.microsoft.com/office/word/2023/wordml/word16du" xmlns:w16sdtdh="http://schemas.microsoft.com/office/word/2020/wordml/sdtdatahash" xmlns:w16sdtfl="http://schemas.microsoft.com/office/word/2024/wordml/sdtformatlock" xmlns:w16se="http://schemas.microsoft.com/office/word/2015/wordml/symex" xmlns:wpg="http://schemas.microsoft.com/office/word/2010/wordprocessingGroup" xmlns:wpi="http://schemas.microsoft.com/office/word/2010/wordprocessingInk" xmlns:wne="http://schemas.microsoft.com/office/word/2006/wordml" xmlns:wps="http://schemas.microsoft.com/office/word/2010/wordprocessingShape" mc:Ignorable="w14 w15 w16se w16cid w16 w16cex w16sdtdh w16sdtfl w16du wp14">
   <w:body>
     <w:p>
       <w:pPr>
@@ -79,24 +79,29 @@
           <w:sz w:val="18"/>
           <w:szCs w:val="18"/>
         </w:rPr>
-        <w:t>{our_ref}</w:t>
-      </w:r>
-    </w:p>
-    <w:p>
-      <w:pPr>
-        <w:rPr>
-          <w:rFonts w:ascii="Book Antiqua" w:hAnsi="Book Antiqua"/>
+        <w:t>{</w:t>
+      </w:r>
+      <w:proofErr w:type="spellStart"/>
+      <w:r>
+        <w:rPr>
+          <w:rFonts w:ascii="Book Antiqua" w:hAnsi="Book Antiqua"/>
+          <w:b/>
+          <w:bCs/>
           <w:sz w:val="18"/>
           <w:szCs w:val="18"/>
         </w:rPr>
-      </w:pPr>
-      <w:r>
-        <w:rPr>
-          <w:rFonts w:ascii="Book Antiqua" w:hAnsi="Book Antiqua"/>
+        <w:t>our_ref</w:t>
+      </w:r>
+      <w:proofErr w:type="spellEnd"/>
+      <w:r>
+        <w:rPr>
+          <w:rFonts w:ascii="Book Antiqua" w:hAnsi="Book Antiqua"/>
+          <w:b/>
+          <w:bCs/>
           <w:sz w:val="18"/>
           <w:szCs w:val="18"/>
         </w:rPr>
-        <w:t>{date}</w:t>
+        <w:t>}</w:t>
       </w:r>
     </w:p>
     <w:p>
@@ -107,31 +112,32 @@
           <w:szCs w:val="18"/>
         </w:rPr>
       </w:pPr>
-    </w:p>
-    <w:p>
-      <w:pPr>
-        <w:rPr>
-          <w:rFonts w:ascii="Book Antiqua" w:hAnsi="Book Antiqua"/>
-          <w:b/>
-          <w:u w:val="single"/>
-        </w:rPr>
-      </w:pPr>
       <w:r>
         <w:rPr>
           <w:rFonts w:ascii="Book Antiqua" w:hAnsi="Book Antiqua"/>
           <w:sz w:val="18"/>
           <w:szCs w:val="18"/>
         </w:rPr>
-        <w:tab/>
-      </w:r>
-      <w:r>
+        <w:t>{date}</w:t>
+      </w:r>
+    </w:p>
+    <w:p>
+      <w:pPr>
         <w:rPr>
           <w:rFonts w:ascii="Book Antiqua" w:hAnsi="Book Antiqua"/>
           <w:sz w:val="18"/>
           <w:szCs w:val="18"/>
         </w:rPr>
-        <w:tab/>
-      </w:r>
+      </w:pPr>
+    </w:p>
+    <w:p>
+      <w:pPr>
+        <w:rPr>
+          <w:rFonts w:ascii="Book Antiqua" w:hAnsi="Book Antiqua"/>
+          <w:b/>
+          <w:u w:val="single"/>
+        </w:rPr>
+      </w:pPr>
       <w:r>
         <w:rPr>
           <w:rFonts w:ascii="Book Antiqua" w:hAnsi="Book Antiqua"/>
@@ -143,40 +149,78 @@
       <w:r>
         <w:rPr>
           <w:rFonts w:ascii="Book Antiqua" w:hAnsi="Book Antiqua"/>
-          <w:b/>
-          <w:u w:val="single"/>
-        </w:rPr>
-        <w:t>DEMAND NOTICE</w:t>
-      </w:r>
-    </w:p>
-    <w:p>
-      <w:pPr>
-        <w:rPr>
-          <w:rFonts w:ascii="Book Antiqua" w:hAnsi="Book Antiqua"/>
           <w:sz w:val="18"/>
           <w:szCs w:val="18"/>
         </w:rPr>
-      </w:pPr>
-    </w:p>
-    <w:p>
-      <w:pPr>
-        <w:rPr>
-          <w:rFonts w:ascii="Book Antiqua" w:hAnsi="Book Antiqua"/>
-          <w:b/>
-          <w:bCs/>
-          <w:sz w:val="22"/>
-          <w:szCs w:val="22"/>
-        </w:rPr>
-      </w:pPr>
-      <w:r>
-        <w:rPr>
-          <w:rFonts w:ascii="Book Antiqua" w:hAnsi="Book Antiqua"/>
-          <w:b/>
-          <w:bCs/>
-          <w:sz w:val="22"/>
-          <w:szCs w:val="22"/>
-        </w:rPr>
-        <w:t>{#customer}{name}{/customer}</w:t>
+        <w:tab/>
+      </w:r>
+      <w:r>
+        <w:rPr>
+          <w:rFonts w:ascii="Book Antiqua" w:hAnsi="Book Antiqua"/>
+          <w:sz w:val="18"/>
+          <w:szCs w:val="18"/>
+        </w:rPr>
+        <w:tab/>
+      </w:r>
+      <w:r>
+        <w:rPr>
+          <w:rFonts w:ascii="Book Antiqua" w:hAnsi="Book Antiqua"/>
+          <w:b/>
+          <w:u w:val="single"/>
+        </w:rPr>
+        <w:t>DEMAND NOTICE</w:t>
+      </w:r>
+    </w:p>
+    <w:p>
+      <w:pPr>
+        <w:rPr>
+          <w:rFonts w:ascii="Book Antiqua" w:hAnsi="Book Antiqua"/>
+          <w:sz w:val="18"/>
+          <w:szCs w:val="18"/>
+        </w:rPr>
+      </w:pPr>
+    </w:p>
+    <w:p>
+      <w:pPr>
+        <w:rPr>
+          <w:rFonts w:ascii="Book Antiqua" w:hAnsi="Book Antiqua"/>
+          <w:b/>
+          <w:bCs/>
+          <w:sz w:val="22"/>
+          <w:szCs w:val="22"/>
+        </w:rPr>
+      </w:pPr>
+      <w:r>
+        <w:rPr>
+          <w:rFonts w:ascii="Book Antiqua" w:hAnsi="Book Antiqua"/>
+          <w:b/>
+          <w:bCs/>
+          <w:sz w:val="22"/>
+          <w:szCs w:val="22"/>
+        </w:rPr>
+        <w:t>{#</w:t>
+      </w:r>
+      <w:proofErr w:type="gramStart"/>
+      <w:r>
+        <w:rPr>
+          <w:rFonts w:ascii="Book Antiqua" w:hAnsi="Book Antiqua"/>
+          <w:b/>
+          <w:bCs/>
+          <w:sz w:val="22"/>
+          <w:szCs w:val="22"/>
+        </w:rPr>
+        <w:t>customer}{</w:t>
+      </w:r>
+      <w:proofErr w:type="gramEnd"/>
+      <w:r>
+        <w:rPr>
+          <w:rFonts w:ascii="Book Antiqua" w:hAnsi="Book Antiqua"/>
+          <w:b/>
+          <w:bCs/>
+          <w:sz w:val="22"/>
+          <w:szCs w:val="22"/>
+        </w:rPr>
+        <w:t>name}{/customer}</w:t>
       </w:r>
     </w:p>
     <w:p>
@@ -306,7 +350,25 @@
           <w:bCs/>
           <w:u w:val="single"/>
         </w:rPr>
-        <w:t>{email_address}</w:t>
+        <w:t>{</w:t>
+      </w:r>
+      <w:proofErr w:type="spellStart"/>
+      <w:r>
+        <w:rPr>
+          <w:b/>
+          <w:bCs/>
+          <w:u w:val="single"/>
+        </w:rPr>
+        <w:t>email_address</w:t>
+      </w:r>
+      <w:proofErr w:type="spellEnd"/>
+      <w:r>
+        <w:rPr>
+          <w:b/>
+          <w:bCs/>
+          <w:u w:val="single"/>
+        </w:rPr>
+        <w:t>}</w:t>
       </w:r>
     </w:p>
     <w:p>
@@ -347,7 +409,25 @@
           <w:sz w:val="22"/>
           <w:szCs w:val="22"/>
         </w:rPr>
-        <w:t>{#customer}{name}{/customer},</w:t>
+        <w:t>{#</w:t>
+      </w:r>
+      <w:proofErr w:type="gramStart"/>
+      <w:r>
+        <w:rPr>
+          <w:rFonts w:ascii="Book Antiqua" w:hAnsi="Book Antiqua"/>
+          <w:sz w:val="22"/>
+          <w:szCs w:val="22"/>
+        </w:rPr>
+        <w:t>customer}{</w:t>
+      </w:r>
+      <w:proofErr w:type="gramEnd"/>
+      <w:r>
+        <w:rPr>
+          <w:rFonts w:ascii="Book Antiqua" w:hAnsi="Book Antiqua"/>
+          <w:sz w:val="22"/>
+          <w:szCs w:val="22"/>
+        </w:rPr>
+        <w:t>name}{/customer},</w:t>
       </w:r>
     </w:p>
     <w:p>
@@ -394,7 +474,27 @@
           <w:bCs/>
           <w:u w:val="single"/>
         </w:rPr>
-        <w:t>{#customer}{name}{/customer}</w:t>
+        <w:t>{#</w:t>
+      </w:r>
+      <w:proofErr w:type="gramStart"/>
+      <w:r>
+        <w:rPr>
+          <w:rFonts w:ascii="Book Antiqua" w:hAnsi="Book Antiqua"/>
+          <w:b/>
+          <w:bCs/>
+          <w:u w:val="single"/>
+        </w:rPr>
+        <w:t>customer}{</w:t>
+      </w:r>
+      <w:proofErr w:type="gramEnd"/>
+      <w:r>
+        <w:rPr>
+          <w:rFonts w:ascii="Book Antiqua" w:hAnsi="Book Antiqua"/>
+          <w:b/>
+          <w:bCs/>
+          <w:u w:val="single"/>
+        </w:rPr>
+        <w:t>name}{/customer}</w:t>
       </w:r>
       <w:r>
         <w:rPr>
@@ -609,18 +709,48 @@
           <w:sz w:val="22"/>
           <w:szCs w:val="22"/>
         </w:rPr>
-        <w:t xml:space="preserve">We are the Chargee in the Charge dated </w:t>
-      </w:r>
-      <w:r>
-        <w:rPr>
-          <w:rFonts w:ascii="Book Antiqua" w:hAnsi="Book Antiqua"/>
-          <w:b/>
-          <w:bCs/>
-          <w:sz w:val="22"/>
-          <w:szCs w:val="22"/>
-        </w:rPr>
-        <w:t>{#property}{</w:t>
-      </w:r>
+        <w:t xml:space="preserve">We are the </w:t>
+      </w:r>
+      <w:proofErr w:type="spellStart"/>
+      <w:r>
+        <w:rPr>
+          <w:rFonts w:ascii="Book Antiqua" w:hAnsi="Book Antiqua"/>
+          <w:sz w:val="22"/>
+          <w:szCs w:val="22"/>
+        </w:rPr>
+        <w:t>Chargee</w:t>
+      </w:r>
+      <w:proofErr w:type="spellEnd"/>
+      <w:r>
+        <w:rPr>
+          <w:rFonts w:ascii="Book Antiqua" w:hAnsi="Book Antiqua"/>
+          <w:sz w:val="22"/>
+          <w:szCs w:val="22"/>
+        </w:rPr>
+        <w:t xml:space="preserve"> in the Charge dated </w:t>
+      </w:r>
+      <w:r>
+        <w:rPr>
+          <w:rFonts w:ascii="Book Antiqua" w:hAnsi="Book Antiqua"/>
+          <w:b/>
+          <w:bCs/>
+          <w:sz w:val="22"/>
+          <w:szCs w:val="22"/>
+        </w:rPr>
+        <w:t>{#</w:t>
+      </w:r>
+      <w:proofErr w:type="gramStart"/>
+      <w:r>
+        <w:rPr>
+          <w:rFonts w:ascii="Book Antiqua" w:hAnsi="Book Antiqua"/>
+          <w:b/>
+          <w:bCs/>
+          <w:sz w:val="22"/>
+          <w:szCs w:val="22"/>
+        </w:rPr>
+        <w:t>property}{</w:t>
+      </w:r>
+      <w:proofErr w:type="gramEnd"/>
       <w:r>
         <w:rPr>
           <w:rFonts w:ascii="Book Antiqua" w:hAnsi="Book Antiqua"/>
@@ -684,6 +814,7 @@
         </w:rPr>
         <w:t xml:space="preserve"> </w:t>
       </w:r>
+      <w:proofErr w:type="spellStart"/>
       <w:r>
         <w:rPr>
           <w:rFonts w:ascii="Book Antiqua" w:hAnsi="Book Antiqua"/>
@@ -694,6 +825,7 @@
         </w:rPr>
         <w:t>xxxxxxx</w:t>
       </w:r>
+      <w:proofErr w:type="spellEnd"/>
       <w:r>
         <w:rPr>
           <w:rFonts w:ascii="Book Antiqua" w:hAnsi="Book Antiqua"/>
@@ -727,6 +859,7 @@
         </w:rPr>
         <w:t xml:space="preserve">By the said Charge, you secured a loan facility of </w:t>
       </w:r>
+      <w:proofErr w:type="spellStart"/>
       <w:r>
         <w:rPr>
           <w:rFonts w:ascii="Book Antiqua" w:hAnsi="Book Antiqua"/>
@@ -737,15 +870,38 @@
         </w:rPr>
         <w:t>Kshs</w:t>
       </w:r>
-      <w:r>
-        <w:rPr>
-          <w:rFonts w:ascii="Book Antiqua" w:hAnsi="Book Antiqua"/>
-          <w:b/>
-          <w:bCs/>
-          <w:sz w:val="22"/>
-          <w:szCs w:val="22"/>
-        </w:rPr>
-        <w:t xml:space="preserve"> {#loan}{loan_orig_amount}{/loan}</w:t>
+      <w:proofErr w:type="spellEnd"/>
+      <w:r>
+        <w:rPr>
+          <w:rFonts w:ascii="Book Antiqua" w:hAnsi="Book Antiqua"/>
+          <w:b/>
+          <w:bCs/>
+          <w:sz w:val="22"/>
+          <w:szCs w:val="22"/>
+        </w:rPr>
+        <w:t xml:space="preserve"> {#</w:t>
+      </w:r>
+      <w:proofErr w:type="gramStart"/>
+      <w:r>
+        <w:rPr>
+          <w:rFonts w:ascii="Book Antiqua" w:hAnsi="Book Antiqua"/>
+          <w:b/>
+          <w:bCs/>
+          <w:sz w:val="22"/>
+          <w:szCs w:val="22"/>
+        </w:rPr>
+        <w:t>loan}{</w:t>
+      </w:r>
+      <w:proofErr w:type="gramEnd"/>
+      <w:r>
+        <w:rPr>
+          <w:rFonts w:ascii="Book Antiqua" w:hAnsi="Book Antiqua"/>
+          <w:b/>
+          <w:bCs/>
+          <w:sz w:val="22"/>
+          <w:szCs w:val="22"/>
+        </w:rPr>
+        <w:t>loan_orig_amount}{/loan}</w:t>
       </w:r>
       <w:r>
         <w:rPr>
@@ -842,17 +998,39 @@
         </w:rPr>
         <w:t xml:space="preserve"> </w:t>
       </w:r>
-      <w:r>
-        <w:rPr>
-          <w:b/>
-        </w:rPr>
-        <w:t xml:space="preserve">Kshs </w:t>
-      </w:r>
-      <w:r>
-        <w:rPr>
-          <w:b/>
-        </w:rPr>
-        <w:t>{#loan}{arrears_amount}{/loan}</w:t>
+      <w:proofErr w:type="spellStart"/>
+      <w:r>
+        <w:rPr>
+          <w:b/>
+        </w:rPr>
+        <w:t>Kshs</w:t>
+      </w:r>
+      <w:proofErr w:type="spellEnd"/>
+      <w:r>
+        <w:rPr>
+          <w:b/>
+        </w:rPr>
+        <w:t xml:space="preserve"> </w:t>
+      </w:r>
+      <w:r>
+        <w:rPr>
+          <w:b/>
+        </w:rPr>
+        <w:t>{#</w:t>
+      </w:r>
+      <w:proofErr w:type="gramStart"/>
+      <w:r>
+        <w:rPr>
+          <w:b/>
+        </w:rPr>
+        <w:t>loan}{</w:t>
+      </w:r>
+      <w:proofErr w:type="gramEnd"/>
+      <w:r>
+        <w:rPr>
+          <w:b/>
+        </w:rPr>
+        <w:t>arrears_amount}{/loan}</w:t>
       </w:r>
       <w:r>
         <w:rPr>
@@ -905,6 +1083,7 @@
         </w:rPr>
         <w:t xml:space="preserve">Account No. </w:t>
       </w:r>
+      <w:proofErr w:type="spellStart"/>
       <w:r>
         <w:rPr>
           <w:rFonts w:ascii="Book Antiqua" w:hAnsi="Book Antiqua"/>
@@ -916,6 +1095,7 @@
         </w:rPr>
         <w:t>xxxxx</w:t>
       </w:r>
+      <w:proofErr w:type="spellEnd"/>
     </w:p>
     <w:p>
       <w:pPr>
@@ -940,6 +1120,7 @@
         </w:rPr>
         <w:t>Principal Amount        -</w:t>
       </w:r>
+      <w:proofErr w:type="spellStart"/>
       <w:r>
         <w:rPr>
           <w:rFonts w:ascii="Book Antiqua" w:hAnsi="Book Antiqua"/>
@@ -948,11 +1129,20 @@
         </w:rPr>
         <w:t>Ksh</w:t>
       </w:r>
+      <w:proofErr w:type="spellEnd"/>
       <w:r>
         <w:t xml:space="preserve"> </w:t>
       </w:r>
       <w:r>
-        <w:t>{#loan}{outstanding_balance}{/loan}</w:t>
+        <w:t>{#</w:t>
+      </w:r>
+      <w:proofErr w:type="gramStart"/>
+      <w:r>
+        <w:t>loan}{</w:t>
+      </w:r>
+      <w:proofErr w:type="gramEnd"/>
+      <w:r>
+        <w:t>outstanding_balance}{/loan}</w:t>
       </w:r>
     </w:p>
     <w:p>
@@ -999,6 +1189,7 @@
         </w:rPr>
         <w:t>Loan Arrears                -</w:t>
       </w:r>
+      <w:proofErr w:type="spellStart"/>
       <w:r>
         <w:rPr>
           <w:rFonts w:ascii="Book Antiqua" w:hAnsi="Book Antiqua"/>
@@ -1006,8 +1197,9 @@
           <w:szCs w:val="22"/>
           <w:lang w:val="en-GB"/>
         </w:rPr>
-        <w:t xml:space="preserve">Ksh </w:t>
-      </w:r>
+        <w:t>Ksh</w:t>
+      </w:r>
+      <w:proofErr w:type="spellEnd"/>
       <w:r>
         <w:rPr>
           <w:rFonts w:ascii="Book Antiqua" w:hAnsi="Book Antiqua"/>
@@ -1015,7 +1207,36 @@
           <w:szCs w:val="22"/>
           <w:lang w:val="en-GB"/>
         </w:rPr>
-        <w:t>{#loan}{arrears_amount}{/loan}</w:t>
+        <w:t xml:space="preserve"> </w:t>
+      </w:r>
+      <w:r>
+        <w:rPr>
+          <w:rFonts w:ascii="Book Antiqua" w:hAnsi="Book Antiqua"/>
+          <w:sz w:val="22"/>
+          <w:szCs w:val="22"/>
+          <w:lang w:val="en-GB"/>
+        </w:rPr>
+        <w:t>{#</w:t>
+      </w:r>
+      <w:proofErr w:type="gramStart"/>
+      <w:r>
+        <w:rPr>
+          <w:rFonts w:ascii="Book Antiqua" w:hAnsi="Book Antiqua"/>
+          <w:sz w:val="22"/>
+          <w:szCs w:val="22"/>
+          <w:lang w:val="en-GB"/>
+        </w:rPr>
+        <w:t>loan}{</w:t>
+      </w:r>
+      <w:proofErr w:type="gramEnd"/>
+      <w:r>
+        <w:rPr>
+          <w:rFonts w:ascii="Book Antiqua" w:hAnsi="Book Antiqua"/>
+          <w:sz w:val="22"/>
+          <w:szCs w:val="22"/>
+          <w:lang w:val="en-GB"/>
+        </w:rPr>
+        <w:t>arrears_amount}{/loan}</w:t>
       </w:r>
     </w:p>
     <w:p>
@@ -1051,8 +1272,9 @@
           <w:szCs w:val="22"/>
           <w:lang w:val="en-GB"/>
         </w:rPr>
-        <w:t xml:space="preserve">Loan Interest                -Ksh </w:t>
-      </w:r>
+        <w:t>Loan Interest                -</w:t>
+      </w:r>
+      <w:proofErr w:type="spellStart"/>
       <w:r>
         <w:rPr>
           <w:rFonts w:ascii="Book Antiqua" w:hAnsi="Book Antiqua"/>
@@ -1060,7 +1282,46 @@
           <w:szCs w:val="22"/>
           <w:lang w:val="en-GB"/>
         </w:rPr>
-        <w:t>{#loan}{interest_amount}{/loan}</w:t>
+        <w:t>Ksh</w:t>
+      </w:r>
+      <w:proofErr w:type="spellEnd"/>
+      <w:r>
+        <w:rPr>
+          <w:rFonts w:ascii="Book Antiqua" w:hAnsi="Book Antiqua"/>
+          <w:sz w:val="22"/>
+          <w:szCs w:val="22"/>
+          <w:lang w:val="en-GB"/>
+        </w:rPr>
+        <w:t xml:space="preserve"> </w:t>
+      </w:r>
+      <w:r>
+        <w:rPr>
+          <w:rFonts w:ascii="Book Antiqua" w:hAnsi="Book Antiqua"/>
+          <w:sz w:val="22"/>
+          <w:szCs w:val="22"/>
+          <w:lang w:val="en-GB"/>
+        </w:rPr>
+        <w:t>{#</w:t>
+      </w:r>
+      <w:proofErr w:type="gramStart"/>
+      <w:r>
+        <w:rPr>
+          <w:rFonts w:ascii="Book Antiqua" w:hAnsi="Book Antiqua"/>
+          <w:sz w:val="22"/>
+          <w:szCs w:val="22"/>
+          <w:lang w:val="en-GB"/>
+        </w:rPr>
+        <w:t>loan}{</w:t>
+      </w:r>
+      <w:proofErr w:type="gramEnd"/>
+      <w:r>
+        <w:rPr>
+          <w:rFonts w:ascii="Book Antiqua" w:hAnsi="Book Antiqua"/>
+          <w:sz w:val="22"/>
+          <w:szCs w:val="22"/>
+          <w:lang w:val="en-GB"/>
+        </w:rPr>
+        <w:t>interest_amount}{/loan}</w:t>
       </w:r>
     </w:p>
     <w:p>
@@ -1087,14 +1348,56 @@
           <w:u w:val="single"/>
           <w:lang w:val="en-GB"/>
         </w:rPr>
-        <w:t xml:space="preserve">Total                                            -Kshs </w:t>
-      </w:r>
-      <w:r>
-        <w:rPr>
-          <w:b/>
-          <w:u w:val="single"/>
-        </w:rPr>
-        <w:t>{#loan}{total_amount}{/loan}</w:t>
+        <w:t>Total                                            -</w:t>
+      </w:r>
+      <w:proofErr w:type="spellStart"/>
+      <w:r>
+        <w:rPr>
+          <w:rFonts w:ascii="Book Antiqua" w:hAnsi="Book Antiqua"/>
+          <w:b/>
+          <w:bCs/>
+          <w:sz w:val="22"/>
+          <w:szCs w:val="22"/>
+          <w:u w:val="single"/>
+          <w:lang w:val="en-GB"/>
+        </w:rPr>
+        <w:t>Kshs</w:t>
+      </w:r>
+      <w:proofErr w:type="spellEnd"/>
+      <w:r>
+        <w:rPr>
+          <w:rFonts w:ascii="Book Antiqua" w:hAnsi="Book Antiqua"/>
+          <w:b/>
+          <w:bCs/>
+          <w:sz w:val="22"/>
+          <w:szCs w:val="22"/>
+          <w:u w:val="single"/>
+          <w:lang w:val="en-GB"/>
+        </w:rPr>
+        <w:t xml:space="preserve"> </w:t>
+      </w:r>
+      <w:r>
+        <w:rPr>
+          <w:b/>
+          <w:u w:val="single"/>
+        </w:rPr>
+        <w:t>{#</w:t>
+      </w:r>
+      <w:proofErr w:type="gramStart"/>
+      <w:r>
+        <w:rPr>
+          <w:b/>
+          <w:u w:val="single"/>
+        </w:rPr>
+        <w:t>loan}{</w:t>
+      </w:r>
+      <w:proofErr w:type="gramEnd"/>
+      <w:r>
+        <w:rPr>
+          <w:b/>
+          <w:u w:val="single"/>
+        </w:rPr>
+        <w:t>total_amount}{/loan}</w:t>
       </w:r>
     </w:p>
     <w:p>
@@ -1128,7 +1431,29 @@
           <w:sz w:val="22"/>
           <w:szCs w:val="22"/>
         </w:rPr>
-        <w:t>{#loan}{interest_rate}{/loan}</w:t>
+        <w:t>{#</w:t>
+      </w:r>
+      <w:proofErr w:type="gramStart"/>
+      <w:r>
+        <w:rPr>
+          <w:rFonts w:ascii="Book Antiqua" w:hAnsi="Book Antiqua"/>
+          <w:b/>
+          <w:bCs/>
+          <w:sz w:val="22"/>
+          <w:szCs w:val="22"/>
+        </w:rPr>
+        <w:t>loan}{</w:t>
+      </w:r>
+      <w:proofErr w:type="gramEnd"/>
+      <w:r>
+        <w:rPr>
+          <w:rFonts w:ascii="Book Antiqua" w:hAnsi="Book Antiqua"/>
+          <w:b/>
+          <w:bCs/>
+          <w:sz w:val="22"/>
+          <w:szCs w:val="22"/>
+        </w:rPr>
+        <w:t>interest_rate}{/loan}</w:t>
       </w:r>
       <w:r>
         <w:rPr>
@@ -1359,6 +1684,57 @@
           <w:szCs w:val="22"/>
         </w:rPr>
       </w:pPr>
+      <w:r>
+        <w:rPr>
+          <w:rFonts w:ascii="Book Antiqua" w:hAnsi="Book Antiqua"/>
+          <w:b/>
+          <w:noProof/>
+          <w:sz w:val="22"/>
+          <w:szCs w:val="22"/>
+          <w14:ligatures w14:val="standardContextual"/>
+        </w:rPr>
+        <w:drawing>
+          <wp:inline distT="0" distB="0" distL="0" distR="0" wp14:anchorId="530BD8D3" wp14:editId="4EB04B40">
+            <wp:extent cx="647700" cy="463550"/>
+            <wp:effectExtent l="0" t="0" r="0" b="0"/>
+            <wp:docPr id="188961518" name="Picture 1"/>
+            <wp:cNvGraphicFramePr>
+              <a:graphicFrameLocks xmlns:a="http://schemas.openxmlformats.org/drawingml/2006/main" noChangeAspect="1"/>
+            </wp:cNvGraphicFramePr>
+            <a:graphic xmlns:a="http://schemas.openxmlformats.org/drawingml/2006/main">
+              <a:graphicData uri="http://schemas.openxmlformats.org/drawingml/2006/picture">
+                <pic:pic xmlns:pic="http://schemas.openxmlformats.org/drawingml/2006/picture">
+                  <pic:nvPicPr>
+                    <pic:cNvPr id="188961518" name="Picture 188961518"/>
+                    <pic:cNvPicPr/>
+                  </pic:nvPicPr>
+                  <pic:blipFill>
+                    <a:blip r:embed="rId5" cstate="print">
+                      <a:extLst>
+                        <a:ext uri="{28A0092B-C50C-407E-A947-70E740481C1C}">
+                          <a14:useLocalDpi xmlns:a14="http://schemas.microsoft.com/office/drawing/2010/main" val="0"/>
+                        </a:ext>
+                      </a:extLst>
+                    </a:blip>
+                    <a:stretch>
+                      <a:fillRect/>
+                    </a:stretch>
+                  </pic:blipFill>
+                  <pic:spPr>
+                    <a:xfrm>
+                      <a:off x="0" y="0"/>
+                      <a:ext cx="647794" cy="463617"/>
+                    </a:xfrm>
+                    <a:prstGeom prst="rect">
+                      <a:avLst/>
+                    </a:prstGeom>
+                  </pic:spPr>
+                </pic:pic>
+              </a:graphicData>
+            </a:graphic>
+          </wp:inline>
+        </w:drawing>
+      </w:r>
     </w:p>
     <w:p>
       <w:pPr>
@@ -1464,7 +1840,23 @@
           <w:b/>
           <w:bCs/>
         </w:rPr>
-        <w:t>{#customer}{branchname}{/customer}</w:t>
+        <w:t>{#</w:t>
+      </w:r>
+      <w:proofErr w:type="gramStart"/>
+      <w:r>
+        <w:rPr>
+          <w:b/>
+          <w:bCs/>
+        </w:rPr>
+        <w:t>customer}{</w:t>
+      </w:r>
+      <w:proofErr w:type="gramEnd"/>
+      <w:r>
+        <w:rPr>
+          <w:b/>
+          <w:bCs/>
+        </w:rPr>
+        <w:t>branchname}{/customer}</w:t>
       </w:r>
       <w:r>
         <w:rPr>
@@ -1502,7 +1894,7 @@
 </file>
 
 <file path=word/numbering.xml><?xml version="1.0" encoding="utf-8"?>
-<w:numbering xmlns:wpc="http://schemas.microsoft.com/office/word/2010/wordprocessingCanvas" xmlns:cx="http://schemas.microsoft.com/office/drawing/2014/chartex" xmlns:cx1="http://schemas.microsoft.com/office/drawing/2015/9/8/chartex" xmlns:cx2="http://schemas.microsoft.com/office/drawing/2015/10/21/chartex" xmlns:cx3="http://schemas.microsoft.com/office/drawing/2016/5/9/chartex" xmlns:cx4="http://schemas.microsoft.com/office/drawing/2016/5/10/chartex" xmlns:cx5="http://schemas.microsoft.com/office/drawing/2016/5/11/chartex" xmlns:cx6="http://schemas.microsoft.com/office/drawing/2016/5/12/chartex" xmlns:cx7="http://schemas.microsoft.com/office/drawing/2016/5/13/chartex" xmlns:cx8="http://schemas.microsoft.com/office/drawing/2016/5/14/chartex" xmlns:mc="http://schemas.openxmlformats.org/markup-compatibility/2006" xmlns:aink="http://schemas.microsoft.com/office/drawing/2016/ink" xmlns:am3d="http://schemas.microsoft.com/office/drawing/2017/model3d" xmlns:o="urn:schemas-microsoft-com:office:office" xmlns:r="http://schemas.openxmlformats.org/officeDocument/2006/relationships" xmlns:m="http://schemas.openxmlformats.org/officeDocument/2006/math" xmlns:v="urn:schemas-microsoft-com:vml" xmlns:wp14="http://schemas.microsoft.com/office/word/2010/wordprocessingDrawing" xmlns:wp="http://schemas.openxmlformats.org/drawingml/2006/wordprocessingDrawing" xmlns:w10="urn:schemas-microsoft-com:office:word" xmlns:w="http://schemas.openxmlformats.org/wordprocessingml/2006/main" xmlns:w14="http://schemas.microsoft.com/office/word/2010/wordml" xmlns:w15="http://schemas.microsoft.com/office/word/2012/wordml" xmlns:w16cex="http://schemas.microsoft.com/office/word/2018/wordml/cex" xmlns:w16cid="http://schemas.microsoft.com/office/word/2016/wordml/cid" xmlns:w16="http://schemas.microsoft.com/office/word/2018/wordml" xmlns:w16sdtdh="http://schemas.microsoft.com/office/word/2020/wordml/sdtdatahash" xmlns:w16se="http://schemas.microsoft.com/office/word/2015/wordml/symex" xmlns:wpg="http://schemas.microsoft.com/office/word/2010/wordprocessingGroup" xmlns:wpi="http://schemas.microsoft.com/office/word/2010/wordprocessingInk" xmlns:wne="http://schemas.microsoft.com/office/word/2006/wordml" xmlns:wps="http://schemas.microsoft.com/office/word/2010/wordprocessingShape" mc:Ignorable="w14 w15 w16se w16cid w16 w16cex w16sdtdh wp14">
+<w:numbering xmlns:wpc="http://schemas.microsoft.com/office/word/2010/wordprocessingCanvas" xmlns:cx="http://schemas.microsoft.com/office/drawing/2014/chartex" xmlns:cx1="http://schemas.microsoft.com/office/drawing/2015/9/8/chartex" xmlns:cx2="http://schemas.microsoft.com/office/drawing/2015/10/21/chartex" xmlns:cx3="http://schemas.microsoft.com/office/drawing/2016/5/9/chartex" xmlns:cx4="http://schemas.microsoft.com/office/drawing/2016/5/10/chartex" xmlns:cx5="http://schemas.microsoft.com/office/drawing/2016/5/11/chartex" xmlns:cx6="http://schemas.microsoft.com/office/drawing/2016/5/12/chartex" xmlns:cx7="http://schemas.microsoft.com/office/drawing/2016/5/13/chartex" xmlns:cx8="http://schemas.microsoft.com/office/drawing/2016/5/14/chartex" xmlns:mc="http://schemas.openxmlformats.org/markup-compatibility/2006" xmlns:aink="http://schemas.microsoft.com/office/drawing/2016/ink" xmlns:am3d="http://schemas.microsoft.com/office/drawing/2017/model3d" xmlns:o="urn:schemas-microsoft-com:office:office" xmlns:oel="http://schemas.microsoft.com/office/2019/extlst" xmlns:r="http://schemas.openxmlformats.org/officeDocument/2006/relationships" xmlns:m="http://schemas.openxmlformats.org/officeDocument/2006/math" xmlns:v="urn:schemas-microsoft-com:vml" xmlns:wp14="http://schemas.microsoft.com/office/word/2010/wordprocessingDrawing" xmlns:wp="http://schemas.openxmlformats.org/drawingml/2006/wordprocessingDrawing" xmlns:w10="urn:schemas-microsoft-com:office:word" xmlns:w="http://schemas.openxmlformats.org/wordprocessingml/2006/main" xmlns:w14="http://schemas.microsoft.com/office/word/2010/wordml" xmlns:w15="http://schemas.microsoft.com/office/word/2012/wordml" xmlns:w16cex="http://schemas.microsoft.com/office/word/2018/wordml/cex" xmlns:w16cid="http://schemas.microsoft.com/office/word/2016/wordml/cid" xmlns:w16="http://schemas.microsoft.com/office/word/2018/wordml" xmlns:w16du="http://schemas.microsoft.com/office/word/2023/wordml/word16du" xmlns:w16sdtdh="http://schemas.microsoft.com/office/word/2020/wordml/sdtdatahash" xmlns:w16sdtfl="http://schemas.microsoft.com/office/word/2024/wordml/sdtformatlock" xmlns:w16se="http://schemas.microsoft.com/office/word/2015/wordml/symex" xmlns:wpg="http://schemas.microsoft.com/office/word/2010/wordprocessingGroup" xmlns:wpi="http://schemas.microsoft.com/office/word/2010/wordprocessingInk" xmlns:wne="http://schemas.microsoft.com/office/word/2006/wordml" xmlns:wps="http://schemas.microsoft.com/office/word/2010/wordprocessingShape" mc:Ignorable="w14 w15 w16se w16cid w16 w16cex w16sdtdh w16sdtfl w16du wp14">
   <w:abstractNum w:abstractNumId="0" w15:restartNumberingAfterBreak="0">
     <w:nsid w:val="067200E9"/>
     <w:multiLevelType w:val="hybridMultilevel"/>
@@ -1675,7 +2067,7 @@
       </w:pPr>
     </w:lvl>
   </w:abstractNum>
-  <w:num w:numId="1">
+  <w:num w:numId="1" w16cid:durableId="22370938">
     <w:abstractNumId w:val="1"/>
     <w:lvlOverride w:ilvl="0">
       <w:startOverride w:val="1"/>
@@ -1705,7 +2097,7 @@
       <w:startOverride w:val="1"/>
     </w:lvlOverride>
   </w:num>
-  <w:num w:numId="2">
+  <w:num w:numId="2" w16cid:durableId="183592423">
     <w:abstractNumId w:val="0"/>
     <w:lvlOverride w:ilvl="0">
       <w:startOverride w:val="1"/>
@@ -1739,7 +2131,7 @@
 </file>
 
 <file path=word/styles.xml><?xml version="1.0" encoding="utf-8"?>
-<w:styles xmlns:mc="http://schemas.openxmlformats.org/markup-compatibility/2006" xmlns:r="http://schemas.openxmlformats.org/officeDocument/2006/relationships" xmlns:w="http://schemas.openxmlformats.org/wordprocessingml/2006/main" xmlns:w14="http://schemas.microsoft.com/office/word/2010/wordml" xmlns:w15="http://schemas.microsoft.com/office/word/2012/wordml" xmlns:w16cex="http://schemas.microsoft.com/office/word/2018/wordml/cex" xmlns:w16cid="http://schemas.microsoft.com/office/word/2016/wordml/cid" xmlns:w16="http://schemas.microsoft.com/office/word/2018/wordml" xmlns:w16sdtdh="http://schemas.microsoft.com/office/word/2020/wordml/sdtdatahash" xmlns:w16se="http://schemas.microsoft.com/office/word/2015/wordml/symex" mc:Ignorable="w14 w15 w16se w16cid w16 w16cex w16sdtdh">
+<w:styles xmlns:mc="http://schemas.openxmlformats.org/markup-compatibility/2006" xmlns:r="http://schemas.openxmlformats.org/officeDocument/2006/relationships" xmlns:w="http://schemas.openxmlformats.org/wordprocessingml/2006/main" xmlns:w14="http://schemas.microsoft.com/office/word/2010/wordml" xmlns:w15="http://schemas.microsoft.com/office/word/2012/wordml" xmlns:w16cex="http://schemas.microsoft.com/office/word/2018/wordml/cex" xmlns:w16cid="http://schemas.microsoft.com/office/word/2016/wordml/cid" xmlns:w16="http://schemas.microsoft.com/office/word/2018/wordml" xmlns:w16du="http://schemas.microsoft.com/office/word/2023/wordml/word16du" xmlns:w16sdtdh="http://schemas.microsoft.com/office/word/2020/wordml/sdtdatahash" xmlns:w16sdtfl="http://schemas.microsoft.com/office/word/2024/wordml/sdtformatlock" xmlns:w16se="http://schemas.microsoft.com/office/word/2015/wordml/symex" mc:Ignorable="w14 w15 w16se w16cid w16 w16cex w16sdtdh w16sdtfl w16du">
   <w:docDefaults>
     <w:rPrDefault>
       <w:rPr>
